--- a/交付成果/第三轮修订版/第三轮4周版/读书会22_四预流支_4周资料包（第三版修订）/Word版/第4周_法随法行与总结_学员版.docx
+++ b/交付成果/第三轮修订版/第三轮4周版/读书会22_四预流支_4周资料包（第三版修订）/Word版/第4周_法随法行与总结_学员版.docx
@@ -1996,7 +1996,7 @@
         <w:rPr>
           <w:b w:val="0"/>
         </w:rPr>
-        <w:t>[00:10:39.660] 啊的对于比库来讲呢，篇章中的应奉行的义务呢，叫做十戒。那这个。啊，比哭有对戒师的行疑啊，对老师的行疑啊，啊，这个对同犯行者的行疑啊，对下座的行仪啊，那这些都是作持戒。</w:t>
+        <w:t>[00:10:39.660] 啊的对于比库来讲呢，篇章中的应奉行的义务呢，叫做十戒。那这个。啊，比库有对戒师的行疑啊，对老师的行疑啊，啊，这个对同犯行者的行疑啊，对下座的行仪啊，那这些都是作持戒。</w:t>
       </w:r>
     </w:p>
     <w:p>
@@ -2056,7 +2056,7 @@
         <w:rPr>
           <w:b w:val="0"/>
         </w:rPr>
-        <w:t>[00:12:50.380] 那么在政治部里面有一部经叫淫欲经啊，是称为七种淫欲相应的行为呢啊，就是属于戒的缺损啊。比如说，他并没有与女人行淫欲法，但却喜欢跟啊，就是我们男女的角度上，你可能更没有跟异性行淫欲法，他就喜欢跟异性为他抚摸按摩啊，沐浴啊，或者擦身呢。啊，第二呢，并没有前制行为，但是却喜乐于与异性嬉笑。第三呢，并无前述行为，却喜乐与这个异性对视。啊，没有上面的行为，但是却喜乐于隔墙听异性欢笑说话，唱歌或者哭泣。第五呢，没有上述的行为，他许乐于经常回忆以前如何跟。啊，异性谈话，说笑和嬉戏。啊，</w:t>
+        <w:t>[00:12:50.380] 那么在增支部里面有一部经叫淫欲经啊，是称为七种淫欲相应的行为呢啊，就是属于戒的缺损啊。比如说，他并没有与女人行淫欲法，但却喜欢跟啊，就是我们男女的角度上，你可能更没有跟异性行淫欲法，他就喜欢跟异性为他抚摸按摩啊，沐浴啊，或者擦身呢。啊，第二呢，并没有前制行为，但是却喜乐于与异性嬉笑。第三呢，并无前述行为，却喜乐与这个异性对视。啊，没有上面的行为，但是却喜乐于隔墙听异性欢笑说话，唱歌或者哭泣。第五呢，没有上述的行为，他许乐于经常回忆以前如何跟。啊，异性谈话，说笑和嬉戏。啊，</w:t>
       </w:r>
     </w:p>
     <w:p>
@@ -2371,7 +2371,7 @@
         <w:rPr>
           <w:b w:val="0"/>
         </w:rPr>
-        <w:t>[00:21:26.570] 当所缘出现并为禅修者所观察和认知的时候呢，确定性或者一门转向性里面的圣解心锁呢，就会依照过去的标记确定它，以便在随后升起的塑行里面采取相应的行动。如果他的圣解心所是如理作意，后面呢就会生起善出行。如果是不如理作意，后面就会生起不善出行。所以，是否如理作意，就决定了后面生起的是善速行还是不善速行。</w:t>
+        <w:t>[00:21:26.570] 当所缘出现并为禅修者所观察和认知的时候呢，确定性或者一门转向性里面的圣解心锁呢，就会依照过去的标记确定它，以便在随后升起的速行里面采取相应的行动。如果他的圣解心所是如理作意，后面呢就会生起善出行。如果是不如理作意，后面就会生起不善出行。所以，是否如理作意，就决定了后面生起的是善速行还是不善速行。</w:t>
       </w:r>
     </w:p>
     <w:p>
@@ -4543,7 +4543,7 @@
         <w:rPr>
           <w:b w:val="0"/>
         </w:rPr>
-        <w:t>[00:49:49.040] 啊，我们本来呢是课程呢，是讲这个如来禅的啊禅修次第啊那。啊，如来禅的禅修之地呢，我们前面讲到了，怎么来这个修习啊，这个色法啊，怎么去谈灵色。那么它的基础呢，就是从我们前面讲到的入出洗面啊，从修定啊，持戒修定啊，清净善知，听闻正法如理作意啊，这个法随法行。那么法随法行怎样在法随法则里面学呢？我们就补充了这个阿毗达摩的内容啊，就是设法明法啊，心路啊啊。那么这个这个那这些设法明法，他都是要如实去看到的，都要去见到的啊。啊，那要去见到呢？这个为什么我们要这么去见到呢。</w:t>
+        <w:t>[00:49:49.040] 啊，我们本来呢是课程呢，是讲这个如来禅的啊禅修次第啊那。啊，如来禅的禅修之地呢，我们前面讲到了，怎么来这个修习啊，这个色法啊，怎么去谈灵色。那么它的基础呢，就是从我们前面讲到的入出洗面啊，从修定啊，持戒修定啊，清净善士，听闻正法如理作意啊，这个法随法行。那么法随法行怎样在法随法则里面学呢？我们就补充了这个阿毗达摩的内容啊，就是设法明法啊，心路啊啊。那么这个这个那这些设法明法，他都是要如实去看到的，都要去见到的啊。啊，那要去见到呢？这个为什么我们要这么去见到呢。</w:t>
       </w:r>
     </w:p>
     <w:p>
@@ -5327,7 +5327,7 @@
         <w:rPr>
           <w:b w:val="0"/>
         </w:rPr>
-        <w:t>[00:13:25.580] 缘起，当我们一个人修到缘色受字的时候啊，经典里面讲叫小须陀环，也叫小初果。就为他不是真的初果，圣人的这种圣者的真正的初果，小初果。小出果指什么意思呢？就我们初果圣者，他有一个特点叫。是不坏性，那就有不坏性。它具备的尽性。那么对于他的生命方向和目标，以及他的修学的这个这个途径，你完全不会动摇。但我们也知道，原色受制在七清净里面，也叫度疑清净，对吧？度疑清净，为什么呢？没有疑惑。没有疑惑就有心呢。啊，所以他修到原色受制呢，</w:t>
+        <w:t>[00:13:25.580] 缘起，当我们一个人修到缘色受字的时候啊，经典里面讲叫小须陀环，也叫小初果。就为他不是真的初果，圣人的这种圣者的真正的初果，小初果。小初果指什么意思呢？就我们初果圣者，他有一个特点叫。是不坏性，那就有不坏性。它具备的尽性。那么对于他的生命方向和目标，以及他的修学的这个这个途径，你完全不会动摇。但我们也知道，原色受制在七清净里面，也叫度疑清净，对吧？度疑清净，为什么呢？没有疑惑。没有疑惑就有心呢。啊，所以他修到原色受制呢，</w:t>
       </w:r>
     </w:p>
     <w:p>
@@ -5462,7 +5462,7 @@
         <w:rPr>
           <w:b w:val="0"/>
         </w:rPr>
-        <w:t>[00:18:42.020] 嗯。啊，那么现起呢，在帕西的书里面还讲到了另外一个静音啊，另外一个静音呢，就是四溢流之。啊。是欲留之。是欲如是，大家都懂了啊，依止善事啊，亲近善事，听闻正法，如理作意，法随法行。啊，那为什么叫四预流支呢。就是能够四种能够证得初果的要素。啊在知这个就是要素的意思。那如果你想证初果。你必须记住这些基本要素。啊，那基本要素呢，第一个你要有善识，你要有善知识。啊，要亲近上师，这个上师是能够教导我们四圣谛的才算，不然不能算。啊，它将一直能够把你引导到体征。出道出果才可以算善事，</w:t>
+        <w:t>[00:18:42.020] 嗯。啊，那么现起呢，在帕西的书里面还讲到了另外一个静音啊，另外一个静音呢，就是四预流支。啊。四预流支。四预流支，大家都懂了啊，依止善士啊，亲近善士，听闻正法，如理作意，法随法行。啊，那为什么叫四预流支呢。就是能够四种能够证得初果的要素。啊在知这个就是要素的意思。那如果你想证初果。你必须记住这些基本要素。啊，那基本要素呢，第一个你要有善识，你要有善知识。啊，要亲近上师，这个上师是能够教导我们四圣谛的才算，不然不能算。啊，它将一直能够把你引导到体征。初道初果才可以算善士，</w:t>
       </w:r>
     </w:p>
     <w:p>
@@ -5492,7 +5492,7 @@
         <w:rPr>
           <w:b w:val="0"/>
         </w:rPr>
-        <w:t>[00:20:24.600] 啊，那如理作揖呢，如理作揖就是我们已经学太久了哈，啊对所有的刑法啊，对所有的刑法有一个正确的态度，从根源上注意啊。有尼所啊，从有尼索马拉西卡拉，有你所就是从根源上，根源上就是从究竟的意义上。究竟的意义上的所有的行法都是无常苦我。对吧啊没有缠论，我净呢就是基本的东西，那我们嘴巴老这么说。嗯，都是无常苦果。啊，都没有常乐，我净。但真正在日常生活中，你有几次这么想过呢？你如果不这么想，你哪来的如理作揖呢？啊，所以这个是一要不断的给大家提醒的啊。</w:t>
+        <w:t>[00:20:24.600] 啊，那如理作意呢，如理作意就是我们已经学太久了哈，啊对所有的刑法啊，对所有的刑法有一个正确的态度，从根源上注意啊。有尼所啊，从有尼索马拉西卡拉，有你所就是从根源上，根源上就是从究竟的意义上。究竟的意义上的所有的行法都是无常苦我。对吧啊没有缠论，我净呢就是基本的东西，那我们嘴巴老这么说。嗯，都是无常苦果。啊，都没有常乐，我净。但真正在日常生活中，你有几次这么想过呢？你如果不这么想，你哪来的如理作意呢？啊，所以这个是一要不断的给大家提醒的啊。</w:t>
       </w:r>
     </w:p>
     <w:p>
@@ -5507,7 +5507,7 @@
         <w:rPr>
           <w:b w:val="0"/>
         </w:rPr>
-        <w:t>[00:21:25.590] 我们日常生活中，我们。嗯。眼睛看到，耳朵听到，鼻子闻到，舌头尝到，身体接触到，心里面惊验到。那所有这些东西。它都是无常的，苦的，无我的。Now.不进的。那我们不要把这个当做一个口号来想。啊，为什么让他练习四念住的正念正知，然后要去看后面的无名？哎，去看我们的念头。就是要从这个每一个单价要能去看到这个四圣地的啊，真言四圣地的那个部分的内容啊。如果我们注意到这个，对这些经验我们有这样注意啊，这个是我去体会你这些经验都是无常的，苦的无我啊。那你就是能为生容易生起如理作揖了啊。</w:t>
+        <w:t>[00:21:25.590] 我们日常生活中，我们。嗯。眼睛看到，耳朵听到，鼻子闻到，舌头尝到，身体接触到，心里面惊验到。那所有这些东西。它都是无常的，苦的，无我的。Now.不进的。那我们不要把这个当做一个口号来想。啊，为什么让他练习四念住的正念正知，然后要去看后面的无名？哎，去看我们的念头。就是要从这个每一个单价要能去看到这个四圣地的啊，真言四圣地的那个部分的内容啊。如果我们注意到这个，对这些经验我们有这样注意啊，这个是我去体会你这些经验都是无常的，苦的无我啊。那你就是能为生容易生起如理作意了啊。</w:t>
       </w:r>
     </w:p>
     <w:p>
@@ -5552,7 +5552,7 @@
         <w:rPr>
           <w:b w:val="0"/>
         </w:rPr>
-        <w:t>[00:23:44.240] 稻草人在哪里？你的稻草人在哪里？你先生的稻草人在哪里？你两边一看就解了。他的稻草人从哪里来？你的稻草人从哪里来？这里面就解开了那个常乐，我净的那个结就解开了。你如果不这么做啊，你天天有的气了。啊。所以呢。我们。一般的人啊，我们谈谈，没有办法谈这个。如理作揖，如理省事啊，哈。</w:t>
+        <w:t>[00:23:44.240] 稻草人在哪里？你的稻草人在哪里？你先生的稻草人在哪里？你两边一看就解了。他的稻草人从哪里来？你的稻草人从哪里来？这里面就解开了那个常乐，我净的那个结就解开了。你如果不这么做啊，你天天有的气了。啊。所以呢。我们。一般的人啊，我们谈谈，没有办法谈这个。如理作意，如理省事啊，哈。</w:t>
       </w:r>
     </w:p>
     <w:p>
@@ -5597,7 +5597,7 @@
         <w:rPr>
           <w:b w:val="0"/>
         </w:rPr>
-        <w:t>[00:25:54.920] 啊乃至于不断的兼顾自己的三观啊自己的观念，那这个就是。非礼作揖了。哎哟嗦，嗯，卡啦。嗯。</w:t>
+        <w:t>[00:25:54.920] 啊乃至于不断的兼顾自己的三观啊自己的观念，那这个就是。非礼作意了。哎哟嗦，嗯，卡啦。嗯。</w:t>
       </w:r>
     </w:p>
     <w:p>
@@ -5627,7 +5627,7 @@
         <w:rPr>
           <w:b w:val="0"/>
         </w:rPr>
-        <w:t>[00:28:32.160] 啊，好，那我们讲说，学阿毗达摩快三月了，听闻正法了。啊，接下来如理作揖，如理作揖几次了？一天能不能算出几次来？啊，那这是关键呢。啊好，那么这个法随法行啊，</w:t>
+        <w:t>[00:28:32.160] 啊，好，那我们讲说，学阿毗达摩快三月了，听闻正法了。啊，接下来如理作意，如理作意几次了？一天能不能算出几次来？啊，那这是关键呢。啊好，那么这个法随法行啊，</w:t>
       </w:r>
     </w:p>
     <w:p>
@@ -5687,7 +5687,7 @@
         <w:rPr>
           <w:b w:val="0"/>
         </w:rPr>
-        <w:t>[00:31:03.940] 啊，这是法随法行的目的了啊，所以。清净善知，听闻正法如理，所以法法行行啊，这个叫四欲流之。就是证的出道的啊初果的这个。四种基本素质。那这个呢，也是跟出道升起的啊，最后你这四一六之圆满的时候啊，出道会升起，</w:t>
+        <w:t>[00:31:03.940] 啊，这是法随法行的目的了啊，所以。清净善士，听闻正法如理，所以法法行行啊，这个叫四预流支。就是证的出道的啊初果的这个。四种基本素质。那这个呢，也是跟出道升起的啊，最后你这四一六之圆满的时候啊，出道会升起，</w:t>
       </w:r>
     </w:p>
     <w:p>
@@ -5747,7 +5747,7 @@
         <w:rPr>
           <w:b w:val="0"/>
         </w:rPr>
-        <w:t>[00:32:58.410] 相信这个是涅槃，这个就是涅槃的结论啊。那它这个静音呢，是来自于四欲流之这种道性。嗯，事不坏性，它的静因是从事欲流之啊。</w:t>
+        <w:t>[00:32:58.410] 相信这个是涅槃，这个就是涅槃的结论啊。那它这个静音呢，是来自于四预流支这种道性。嗯，事不坏性，它的静因是从事欲流之啊。</w:t>
       </w:r>
     </w:p>
     <w:p>
@@ -5762,7 +5762,7 @@
         <w:rPr>
           <w:b w:val="0"/>
         </w:rPr>
-        <w:t>[00:33:18.120] 四种证得出道初果的因素啊，那大家看看具备不具备啊，还差哪一些啊？那。如果。啊，B还没有。那我们就要去想，我怎样才能够拥有这样的素质。如果已经有了，那我们怎样让他加强一直强调这一生，让他圆满的思维幼稚真的出果至少啊。就算我们现在还没有到达这个境界，就没有到达初果。啊就是我们的信心呢啊这个啊没有到达这个四不坏心。但是。我们通过对于巴士的学习思维体证啊这个实践，我们会慢慢的不断的成长，我们的这个这个这个信啊啊。然后呢，让这个信心不断成长，</w:t>
+        <w:t>[00:33:18.120] 四种证得出道初果的因素啊，那大家看看具备不具备啊，还差哪一些啊？那。如果。啊，B还没有。那我们就要去想，我怎样才能够拥有这样的素质。如果已经有了，那我们怎样让他加强一直强调这一生，让他圆满的思维幼稚真的初果至少啊。就算我们现在还没有到达这个境界，就没有到达初果。啊就是我们的信心呢啊这个啊没有到达这个四不坏心。但是。我们通过对于巴士的学习思维体证啊这个实践，我们会慢慢的不断的成长，我们的这个这个这个信啊啊。然后呢，让这个信心不断成长，</w:t>
       </w:r>
     </w:p>
     <w:p>
@@ -6242,7 +6242,7 @@
         <w:rPr>
           <w:b w:val="0"/>
         </w:rPr>
-        <w:t>[01:00:40.000] 啊，核心就是四圣谛。明行具足八名十五种行啊啊八名也称为智慧啊，行呢是讲福德。圆满啊八明十五种行，我们就不细讲了啊，大家去对上市呢啊，很多人只是说他只说真实语，其实他不止是就逝去，我们讲行啊，它有行的意思。啊，逝者如斯夫啊有行的意思，所以它是善进行啊妙处行正行。啊。上进行就是它的所有行，持上进妙处，行是它的涅槃，是妙处啊。然后再加上有意，真实意，佛陀说出来话就是有意的，都是真实语哦。</w:t>
+        <w:t>[01:00:40.000] 啊，核心就是四圣谛。明行具足八名十五种行啊啊八名也称为智慧啊，行呢是讲福德。圆满啊八明十五种行，我们就不细讲了啊，大家去对上师呢啊，很多人只是说他只说真实语，其实他不止是就逝去，我们讲行啊，它有行的意思。啊，逝者如斯夫啊有行的意思，所以它是善进行啊妙处行正行。啊。上进行就是它的所有行，持上进妙处，行是它的涅槃，是妙处啊。然后再加上有意，真实意，佛陀说出来话就是有意的，都是真实语哦。</w:t>
       </w:r>
     </w:p>
     <w:p>

--- a/交付成果/第三轮修订版/第三轮4周版/读书会22_四预流支_4周资料包（第三版修订）/Word版/第4周_法随法行与总结_学员版.docx
+++ b/交付成果/第三轮修订版/第三轮4周版/读书会22_四预流支_4周资料包（第三版修订）/Word版/第4周_法随法行与总结_学员版.docx
@@ -2266,7 +2266,7 @@
         <w:rPr>
           <w:b w:val="0"/>
         </w:rPr>
-        <w:t>[00:19:06.440] 啊，有一天呢，走在路上，前面突然来了一个女人。那女人正跟她丈夫吵架。跑出来，然后见到这个长老呢，他就想诱惑这个长老，就对着这个长老嬉笑。啊，长老呢？只看到他的牙齿。然后就对着他的牙齿修白骨。修护羞耻，然后呢，他就然后就挣了了排便啊四场，然后就积着那个白便四禅修明色，然后站在那就证了阿拉汉。</w:t>
+        <w:t>[00:19:06.440] 啊，有一天呢，走在路上，前面突然来了一个女人。那女人正跟她丈夫吵架。跑出来，然后见到这个长老呢，他就想诱惑这个长老，就对着这个长老嬉笑。啊，长老呢？只看到他的牙齿。然后就对着他的牙齿修白骨。修护羞耻，然后呢，他就然后就挣了了排便啊四场，然后就积着那个白便四禅修名色，然后站在那就证了阿拉汉。</w:t>
       </w:r>
     </w:p>
     <w:p>
@@ -4543,7 +4543,7 @@
         <w:rPr>
           <w:b w:val="0"/>
         </w:rPr>
-        <w:t>[00:49:49.040] 啊，我们本来呢是课程呢，是讲这个如来禅的啊禅修次第啊那。啊，如来禅的禅修之地呢，我们前面讲到了，怎么来这个修习啊，这个色法啊，怎么去谈灵色。那么它的基础呢，就是从我们前面讲到的入出洗面啊，从修定啊，持戒修定啊，清净善士，听闻正法如理作意啊，这个法随法行。那么法随法行怎样在法随法则里面学呢？我们就补充了这个阿毗达摩的内容啊，就是设法明法啊，心路啊啊。那么这个这个那这些设法明法，他都是要如实去看到的，都要去见到的啊。啊，那要去见到呢？这个为什么我们要这么去见到呢。</w:t>
+        <w:t>[00:49:49.040] 啊，我们本来呢是课程呢，是讲这个如来禅的啊禅修次第啊那。啊，如来禅的禅修之地呢，我们前面讲到了，怎么来这个修习啊，这个色法啊，怎么去谈灵色。那么它的基础呢，就是从我们前面讲到的入出洗面啊，从修定啊，持戒修定啊，清净善士，听闻正法如理作意啊，这个法随法行。那么法随法行怎样在法随法则里面学呢？我们就补充了这个阿毗达摩的内容啊，就是设法名法啊，心路啊啊。那么这个这个那这些设法名法，他都是要如实去看到的，都要去见到的啊。啊，那要去见到呢？这个为什么我们要这么去见到呢。</w:t>
       </w:r>
     </w:p>
     <w:p>
@@ -4633,7 +4633,7 @@
         <w:rPr>
           <w:b w:val="0"/>
         </w:rPr>
-        <w:t>[00:59:15.770] 漏尽通呢，就是断除一切的烦恼。啊，那漏尽通呢，就必须修色业处，明业处缘起啊，之后呢，反复观察这些明法色法以及它的因的无常服务啊，然后从涅槃三门进入，最后证悟涅槃。</w:t>
+        <w:t>[00:59:15.770] 漏尽通呢，就是断除一切的烦恼。啊，那漏尽通呢，就必须修色业处，明业处缘起啊，之后呢，反复观察这些名法色法以及它的因的无常服务啊，然后从涅槃三门进入，最后证悟涅槃。</w:t>
       </w:r>
     </w:p>
     <w:p>
@@ -5252,7 +5252,7 @@
         <w:rPr>
           <w:b w:val="0"/>
         </w:rPr>
-        <w:t>[00:10:27.430] 内心是有这样的一种一种感觉的啊，这个事情就是这样。啊，这是他的现期啊。好，那么我们终于讲到它的静音，就它的逐出。啊足素呢，就担心之事。啊，就是对信心所巴士既是他的所源，也是他的住处啊。这是大家一定要特别啊思考的一个问题，再给大家提醒。那么。这个八士既作为所源，也作为它的静音啊啊，</w:t>
+        <w:t>[00:10:27.430] 内心是有这样的一种一种感觉的啊，这个事情就是这样。啊，这是他的现期啊。好，那么我们终于讲到它的近因，就它的逐出。啊足素呢，就担心之事。啊，就是对信心所巴士既是他的所源，也是他的住处啊。这是大家一定要特别啊思考的一个问题，再给大家提醒。那么。这个八士既作为所源，也作为它的近因啊啊，</w:t>
       </w:r>
     </w:p>
     <w:p>
@@ -5327,7 +5327,7 @@
         <w:rPr>
           <w:b w:val="0"/>
         </w:rPr>
-        <w:t>[00:13:25.580] 缘起，当我们一个人修到缘色受字的时候啊，经典里面讲叫小须陀环，也叫小初果。就为他不是真的初果，圣人的这种圣者的真正的初果，小初果。小初果指什么意思呢？就我们初果圣者，他有一个特点叫。是不坏性，那就有不坏性。它具备的尽性。那么对于他的生命方向和目标，以及他的修学的这个这个途径，你完全不会动摇。但我们也知道，原色受制在七清净里面，也叫度疑清净，对吧？度疑清净，为什么呢？没有疑惑。没有疑惑就有心呢。啊，所以他修到原色受制呢，</w:t>
+        <w:t>[00:13:25.580] 缘起，当我们一个人修到缘色受字的时候啊，经典里面讲叫小须陀洹，也叫小初果。就为他不是真的初果，圣人的这种圣者的真正的初果，小初果。小初果指什么意思呢？就我们初果圣者，他有一个特点叫。是不坏性，那就有不坏性。它具备的尽性。那么对于他的生命方向和目标，以及他的修学的这个这个途径，你完全不会动摇。但我们也知道，原色受制在七清净里面，也叫度疑清净，对吧？度疑清净，为什么呢？没有疑惑。没有疑惑就有心呢。啊，所以他修到原色受制呢，</w:t>
       </w:r>
     </w:p>
     <w:p>
@@ -5387,7 +5387,7 @@
         <w:rPr>
           <w:b w:val="0"/>
         </w:rPr>
-        <w:t>[00:15:43.960] 啊，这叫小须陀环，这个意思。那我们很多人都没有修到原色周知啊啊，那没有缘没有修到原色周知怎么办呢？</w:t>
+        <w:t>[00:15:43.960] 啊，这叫小须陀洹，这个意思。那我们很多人都没有修到原色周知啊啊，那没有缘没有修到原色周知怎么办呢？</w:t>
       </w:r>
     </w:p>
     <w:p>
@@ -5447,7 +5447,7 @@
         <w:rPr>
           <w:b w:val="0"/>
         </w:rPr>
-        <w:t>[00:17:33.580] 功德呢，就是你把你父母亲挑在肩上啊，每天给他这个擦身拉屎拉尿啊，一百年都比不上。为什么佛陀这么说呢？我们现在明白。一个正确的知见对你的生命是如此的重要，我们后面会讲再讲啊。所以，那么通过闻思啊，通过实践啊，让我们的信心一点一点的啊。被培养起来啊，然后越来越坚实。啊那么当我们这个信起来的时候，因为它是静音啊。啊，那你对巴士越来越有信心，那你对巴士的实践呢就越来越有力量，越来越有力量的话呢，啊，那你巴士的词这个这个这个体验你就会越来越清晰，越来越清晰，你的性就会越来越强啊，他是要这样来来去体会了啊。</w:t>
+        <w:t>[00:17:33.580] 功德呢，就是你把你父母亲挑在肩上啊，每天给他这个擦身拉屎拉尿啊，一百年都比不上。为什么佛陀这么说呢？我们现在明白。一个正确的知见对你的生命是如此的重要，我们后面会讲再讲啊。所以，那么通过闻思啊，通过实践啊，让我们的信心一点一点的啊。被培养起来啊，然后越来越坚实。啊那么当我们这个信起来的时候，因为它是近因啊。啊，那你对巴士越来越有信心，那你对巴士的实践呢就越来越有力量，越来越有力量的话呢，啊，那你巴士的词这个这个这个体验你就会越来越清晰，越来越清晰，你的性就会越来越强啊，他是要这样来来去体会了啊。</w:t>
       </w:r>
     </w:p>
     <w:p>
@@ -5462,7 +5462,7 @@
         <w:rPr>
           <w:b w:val="0"/>
         </w:rPr>
-        <w:t>[00:18:42.020] 嗯。啊，那么现起呢，在帕西的书里面还讲到了另外一个静音啊，另外一个静音呢，就是四预流支。啊。四预流支。四预流支，大家都懂了啊，依止善士啊，亲近善士，听闻正法，如理作意，法随法行。啊，那为什么叫四预流支呢。就是能够四种能够证得初果的要素。啊在知这个就是要素的意思。那如果你想证初果。你必须记住这些基本要素。啊，那基本要素呢，第一个你要有善识，你要有善知识。啊，要亲近上师，这个上师是能够教导我们四圣谛的才算，不然不能算。啊，它将一直能够把你引导到体征。初道初果才可以算善士，</w:t>
+        <w:t>[00:18:42.020] 嗯。啊，那么现起呢，在帕西的书里面还讲到了另外一个近因啊，另外一个近因呢，就是四预流支。啊。四预流支。四预流支，大家都懂了啊，依止善士啊，亲近善士，听闻正法，如理作意，法随法行。啊，那为什么叫四预流支呢。就是能够四种能够证得初果的要素。啊在知这个就是要素的意思。那如果你想证初果。你必须记住这些基本要素。啊，那基本要素呢，第一个你要有善识，你要有善知识。啊，要亲近上师，这个上师是能够教导我们四圣谛的才算，不然不能算。啊，它将一直能够把你引导到体征。初道初果才可以算善士，</w:t>
       </w:r>
     </w:p>
     <w:p>
@@ -5747,7 +5747,7 @@
         <w:rPr>
           <w:b w:val="0"/>
         </w:rPr>
-        <w:t>[00:32:58.410] 相信这个是涅槃，这个就是涅槃的结论啊。那它这个静音呢，是来自于四预流支这种道性。嗯，事不坏性，它的静因是从事欲流之啊。</w:t>
+        <w:t>[00:32:58.410] 相信这个是涅槃，这个就是涅槃的结论啊。那它这个近因呢，是来自于四预流支这种道性。嗯，事不坏性，它的静因是从事欲流之啊。</w:t>
       </w:r>
     </w:p>
     <w:p>

--- a/交付成果/第三轮修订版/第三轮4周版/读书会22_四预流支_4周资料包（第三版修订）/Word版/第4周_法随法行与总结_学员版.docx
+++ b/交付成果/第三轮修订版/第三轮4周版/读书会22_四预流支_4周资料包（第三版修订）/Word版/第4周_法随法行与总结_学员版.docx
@@ -1741,7 +1741,7 @@
         <w:rPr>
           <w:b w:val="0"/>
         </w:rPr>
-        <w:t>[00:00:47.430] 昨天呢，我们开始学习。这个发水发型了哈。那法随法行呢，我们是根据。啊，算术是莫格兰经啊。嗯，古代呢，翻译成算术师暮年经啊来展开了。嗯，我们讲到了。呃。发水发型呢？这个法就是。九种出世间法啊，四道四道四果加涅盘。</w:t>
+        <w:t>[00:00:47.430] 昨天呢，我们开始学习这个法随法行了哈。那法随法行呢，我们是根据《算数师目犍连经》；古代翻译成《算数师目犍连经》啊来展开了。嗯，我们讲到了。呃。发水发型呢？这个法就是。九种出世间法啊，四道四道四果加涅盘。</w:t>
       </w:r>
     </w:p>
     <w:p>
@@ -1756,7 +1756,7 @@
         <w:rPr>
           <w:b w:val="0"/>
         </w:rPr>
-        <w:t>[00:01:24.100] 水法呢，就是三十七道品。那简单来讲呢，可以讲是戒定慧三学啊，增上戒学，增上定学和增上慧学。再扩展开来呢，可以说是七星镜，也可以说是十六观之啊。那么在修习这些啊这个。这个十六官制之前呢。那。这个根据算术师莫格兰经呢。就是佛陀讲呢啊圣弟子的这种这个这个修学次第啊，它是有八个次第了。啊，一个呢是具足戒行，第二个是守护根门，第三是于时之量，第四呢是事行景物，第五呢是巨量正知，第六呢是修习远离，第七是舍离五盖，然后第八呢才是成就之光哦。</w:t>
+        <w:t>[00:01:24.100] 随法呢，就是三十七道品。那简单来讲呢，可以讲是戒定慧三学啊，增上戒学，增上定学和增上慧学。再扩展开来呢，可以说是七清净，也可以说是十六观智啊。那么在修习这些啊这个。这个十六官制之前呢。那。这个根据算术师莫格兰经呢。就是佛陀讲呢啊圣弟子的这种这个这个修学次第啊，它是有八个次第了。啊，一个呢是具足戒行，第二个是守护根门，第三是饮食知量，第四是实行警寤，第五是具足正念正知，第六呢是修习远离，第七是舍离五盖，然后第八才是成就禅那。</w:t>
       </w:r>
     </w:p>
     <w:p>
@@ -1801,7 +1801,7 @@
         <w:rPr>
           <w:b w:val="0"/>
         </w:rPr>
-        <w:t>[00:03:34.475] 衣食之节量呢，大部分同学就还是还可以吧哈，那这个衣食之节量呢，不仅仅是是指食物了，衣食住药四种资具呢，都要知足了。啊，那这个我们现在主要表现在这个这个跟大家共筑啊哈谷底啊哈，这个这个大家的这个呃就就会有很多想法啊当然呢，残疾人期间呢，呃有很多变动啊，有些同学说我都已经搬了四次家了，你还要让我搬吗？对要练习无常啊对要修无常法，诶那那么要帮呢，也是因为有他的因缘嘛好。那实行警务呢，啊，这个就是你的作息呀。啊，那我们有没有做好自己的作息呢？啊，</w:t>
+        <w:t>[00:03:34.475] 衣食之节量呢，大部分同学就还是还可以吧哈，那这个衣食之节量呢，不仅仅是是指食物了，衣食住药四种资具呢，都要知足了。啊，那这个我们现在主要表现在这个这个跟大家共筑啊哈谷底啊哈，这个这个大家的这个呃就就会有很多想法啊当然呢，禅修营期间呢，呃有很多变动啊，有些同学说我都已经搬了四次家了，你还要让我搬吗？对要练习无常啊对要修无常法，诶那那么要帮呢，也是因为有他的因缘嘛好。那实行警务呢，啊，这个就是你的作息呀。啊，那我们有没有做好自己的作息呢？啊，</w:t>
       </w:r>
     </w:p>
     <w:p>
@@ -1816,7 +1816,7 @@
         <w:rPr>
           <w:b w:val="0"/>
         </w:rPr>
-        <w:t>[00:04:27.210] 聚练正知呢，就每个行立坐卧都要有正知啊啊。啊，那修习远离呢？这个远离呢，就这个不是指到树下去住了啊，在佛陀时代是讲树下住啊。那我们在这里，禅修营在寺院里面住了啊。这个并不鼓励大家去树下住了。嗯，因为下雨嘛。下雨期间就不好嘛，当然，如果是呃，你在后山上找到很恰当的树下，也是可以去住了。对，没有问题。后面有两个水坑，小水库很安静，但是现在是不是有很多游客，我也不知道了。所以其实在春节期间呢，就这个地方是最临近的了，反而是啊那其他最主要的远离是心要远离呢，</w:t>
+        <w:t>[00:04:27.210] 具足正念正知呢，就每个行立坐卧都要有正知啊啊。啊，那修习远离呢？这个远离呢，就这个不是指到树下去住了啊，在佛陀时代是讲树下住啊。那我们在这里，禅修营在寺院里面住了啊。这个并不鼓励大家去树下住了。嗯，因为下雨嘛。下雨期间就不好嘛，当然，如果是呃，你在后山上找到很恰当的树下，也是可以去住了。对，没有问题。后面有两个水坑，小水库很安静，但是现在是不是有很多游客，我也不知道了。所以其实在春节期间呢，就这个地方是最临近的了，反而是啊那其他最主要的远离是心要远离呢，</w:t>
       </w:r>
     </w:p>
     <w:p>
@@ -1846,7 +1846,7 @@
         <w:rPr>
           <w:b w:val="0"/>
         </w:rPr>
-        <w:t>[00:05:34.100] 然后舍离五盖呢，我们前面花了很多时间在讲怎么梳理啊，怎么去除啊，春寻欲寻啊，欲寻春寻害旬啊啊，那这就是这个层面，我们前面已经做了很多这样的啊，这个基础的准备工作了啊。所以我们啊，其实残疾营期间呢，一直都是按照这个呃，算术是莫干兰经的这个次第要求来跟大家展开的了啊。</w:t>
+        <w:t>[00:05:34.100] 然后舍离五盖呢，我们前面花了很多时间在讲怎么梳理啊，怎么去除啊，欲寻、瞋寻、害寻啊，那这就是这个层面，我们前面已经做了很多这样的啊，这个基础的准备工作了啊。所以我们啊，其实禅修营期间呢，一直都是按照这个呃，算术是莫干兰经的这个次第要求来跟大家展开的了啊。</w:t>
       </w:r>
     </w:p>
     <w:p>
@@ -1876,7 +1876,7 @@
         <w:rPr>
           <w:b w:val="0"/>
         </w:rPr>
-        <w:t>[00:06:14.060] 那昨天呢，我们讲到了戒行嘛啊啊怎么样具足戒行啊知道了，戒呢是习惯啊，在佛陀制定的希腊呢。啊，我们过去翻译成丝罗啊。那这个希拉呢，嗯，它就是指要有这个高尚的行为习惯以及高尚的善行啊。就两个层面呢，就是你要训练通过戒的持守呢，要训练出你有一种良善的品德习惯啊，所以你习惯就这样。</w:t>
+        <w:t>[00:06:14.060] 那昨天呢，我们讲到了戒行嘛啊啊怎么样具足戒行啊知道了，戒呢是习惯啊，在佛陀制定的尸罗（sīla）呢。我们过去翻译成尸罗啊。那这个尸罗呢，嗯，它就是指要有这个高尚的行为习惯以及高尚的善行啊。就两个层面呢，就是你要训练通过戒的持守呢，要训练出你有一种良善的品德习惯啊，所以你习惯就这样。</w:t>
       </w:r>
     </w:p>
     <w:p>
@@ -1891,7 +1891,7 @@
         <w:rPr>
           <w:b w:val="0"/>
         </w:rPr>
-        <w:t>[00:06:51.440] 第二一个呢，就是你要去做，我们叫止持和行持嘛啊啊那么就要去做，要做出很多的善行出来，这也是希腊了啊，那很多人会认为呢，戒呢，就是把那几条戒持住了。啊，那么我们来看经典的注注释里面就不简，不仅仅是这样了。啊，如果我看你五部律藏呢啊或者他的著书呢，他就会讲就字词和行词嘛啊那有些是子持了啊指持呢，就是你培养一种习惯啊啊那再一个呢，就是你要行持啊，要去做啊。</w:t>
+        <w:t>[00:06:51.440] 第二一个呢，就是你要去做，我们叫止持和行持嘛啊啊那么就要去做，要做出很多的善行出来，这也是希腊了啊，那很多人会认为呢，戒呢，就是把那几条戒持住了。啊，那么我们来看经典的注注释里面就不简，不仅仅是这样了。啊，如果我看你五部律藏呢啊或者他的著书呢，他就会讲止持和作持嘛啊那有些是止持了啊止持呢，就是你培养一种习惯啊啊那再一个呢，就是你要行持啊，要去做啊。</w:t>
       </w:r>
     </w:p>
     <w:p>
@@ -1921,7 +1921,7 @@
         <w:rPr>
           <w:b w:val="0"/>
         </w:rPr>
-        <w:t>[00:08:12.980] 那刚才讲到我们要圆满两种戒，然后止持戒和作持戒。那著书里面会根据不同的分类方支，把界分成很多类。啊，那有些叫指识戒作持戒，圣正行戒和初犯行戒，衣着戒和不依着戒，实现界和终生界，有限界，无限界，世间界出世间界等等呢。啊，那这个呢，要专门学界的时候，我们再来哎再来，大家自己去细的学习了。那这里面呢，我们只是再给大家说一说啊，</w:t>
+        <w:t>[00:08:12.980] 那刚才讲到我们要圆满两种戒，然后止持戒和作持戒。那注疏里面会根据不同的分类方式，把戒分成很多类。啊，那有些叫指识戒作持戒，圣正行戒和初犯行戒，衣着戒和不依着戒，实现界和终生界，有限界，无限界，世间界出世间界等等呢。啊，那这个呢，要专门学界的时候，我们再来哎再来，大家自己去细的学习了。那这里面呢，我们只是再给大家说一说啊，</w:t>
       </w:r>
     </w:p>
     <w:p>
@@ -1936,7 +1936,7 @@
         <w:rPr>
           <w:b w:val="0"/>
         </w:rPr>
-        <w:t>[00:08:47.790] 指持界和作词界了。那凡是佛陀所说的，这个不应做。不应做呢啊，就是不做被如此禁止之事，这个就是指持戒。清净道论里面讲的时候，只说呢，以此保护守护禁止之事，故为此词。那么对于比库而言呢，巴提莫卡中的学处以及篇章中佛陀明确禁止的行为呢，都属于指持戒。不持守指持戒的就犯会犯。包括啊，巴拉基嘎桑卡迪塞沙等七的这种器具罪啊，以及沙马内拉而言呢，啊，有十诫处罚和灭病的事，这些属于指持戒。那么对于在家人而言呢，五戒是指持戒。好，那作持戒呢？是佛陀说的，这个应当做、应当奉行之事呢，都属于作持戒。</w:t>
+        <w:t>[00:08:47.790] 止持戒和作持戒了。那凡是佛陀所说的，这个不应做。不应做呢啊，就是不做被如此禁止之事，这个就是指持戒。清净道论里面讲的时候，故为止持。那么对于比库而言呢，巴提莫卡中的学处以及篇章中佛陀明确禁止的行为呢，都属于指持戒。不持守指持戒的就犯会犯。包括啊，巴拉基嘎桑卡迪塞沙等七的这种器具罪啊，以及沙马内拉而言呢，啊，有十诫处罚和灭病的事，这些属于指持戒。那么对于在家人而言呢，五戒是指持戒。好，那作持戒呢？是佛陀说的，这个应当做、应当奉行之事呢，都属于作持戒。</w:t>
       </w:r>
     </w:p>
     <w:p>
@@ -1981,7 +1981,7 @@
         <w:rPr>
           <w:b w:val="0"/>
         </w:rPr>
-        <w:t>[00:10:26.800] 啊，那个就是左齿节。那么能以圆满于戒的状态而对其采取行动呢？就作为叫做作词了。</w:t>
+        <w:t>[00:10:26.800] 啊，那个就是作持戒。那么能以圆满于戒的状态而对其采取行动呢？就作为叫做作词了。</w:t>
       </w:r>
     </w:p>
     <w:p>
@@ -2011,7 +2011,7 @@
         <w:rPr>
           <w:b w:val="0"/>
         </w:rPr>
-        <w:t>[00:11:02.050] 那么对于沙弥来讲呢，因学篇和篇章中啊，沙弥应该履行的义务呢，是作持戒。而对于在家人来讲，除五戒以外的学处，比如说非时时啊，离高广大床啊，好就我们现在说的九戒除五戒以外的呢，都是属于啊作死戒。那么以及在家人应该履行的对父母的义务啊啊，他也是作此戒。那很多人认为呢，就比库为问为奉行作持戒并没有罪。然而，</w:t>
+        <w:t>[00:11:02.050] 那么对于沙弥来讲呢，因学篇和篇章中啊，沙弥应该履行的义务呢，是作持戒。而对于在家人来讲，除五戒以外的学处，比如说非时时啊，离高广大床啊，好就我们现在说的九戒除五戒以外的呢，都是属于作持戒。那么以及在家人应该履行的对父母的义务啊啊，他也是作此戒。那很多人认为呢，就比库为问为奉行作持戒并没有罪。然而，</w:t>
       </w:r>
     </w:p>
     <w:p>
@@ -2041,7 +2041,7 @@
         <w:rPr>
           <w:b w:val="0"/>
         </w:rPr>
-        <w:t>[00:12:13.120] 好那么我们讲扩展开来，在经经教法里面呢。啊，就佛陀讲的，所有应当做的都可以归为啊，作持戒啊。好，那么戒呢？有分为杂染和净化。那首先是什么世界的杂染呢？由于不见破戒的过患与持戒的利益，那比库呢，可能出于立德啊、名门啊、亲属啊、肢体啊、活命啊而破戒，或者因为七种淫欲相应的行为而戒有缺损。这个是戒的杂染。哎。</w:t>
+        <w:t>[00:12:13.120] 好那么我们讲扩展开来，在经经教法里面呢。啊，就佛陀讲的，所有应当做的都可以归为啊，作持戒啊。好，那么戒呢？有分为杂染和净化。那首先是什么世界的杂染呢？由于不见破戒的过患与持戒的利益，那比库呢，可能出于利得、名闻、亲属、肢体、活命而破戒，或者因为七种淫欲相应的行为而戒有缺损。这个是戒的杂染。哎。</w:t>
       </w:r>
     </w:p>
     <w:p>
@@ -2086,7 +2086,7 @@
         <w:rPr>
           <w:b w:val="0"/>
         </w:rPr>
-        <w:t>[00:13:52.100] 啊，那么第七呢？没有上述行为，但是喜乐与可爱投身天界，并以所修的梵行发愿，以此戒修行、精行及梵行。愿我投身为知名的天神或某一位天神。啊，那我们前面讲的说成为修法天神不在此列啊，你纯粹是是为了享乐而去获得天神的利益，就之属于这样呢，那就是属于七盈力法。所以戒的杂染就把你的戒功德回向到这样的一个方向。</w:t>
+        <w:t>[00:13:52.100] 啊，那么第七呢？没有上述行为，但是喜乐与可爱投身天界，并以所修的梵行发愿，以此戒修行、精行及梵行。愿我投身为知名的天神或某一位天神。啊，那我们前面讲的说成为修法天神不在此列啊，你纯粹是是为了享乐而去获得天神的利益，就之属于这样呢，那就是属于七种淫欲相应的行为。所以戒的杂染就把你的戒功德回向到这样的一个方向。</w:t>
       </w:r>
     </w:p>
     <w:p>
@@ -2161,7 +2161,7 @@
         <w:rPr>
           <w:b w:val="0"/>
         </w:rPr>
-        <w:t>[00:15:50.275] 那么根据巴黎的。呃，这个律藏呢，啊，我们在家人的戒呢，并没有戒罪。那么，对于出家人呢，有戒罪啊。啊，出家人没有戒罪是什么意思呢？你犯了五戒，不会下地狱了，不要被人家吓着。啊，那个犯了五戒呢？你吃到饭了，重新受就可以了。身体惭愧心，重新受就可以啊。</w:t>
+        <w:t>[00:15:50.275] 那么根据巴利的律藏呢，啊，我们在家人的戒呢，并没有戒罪。那么，对于出家人呢，有戒罪啊。啊，出家人没有戒罪是什么意思呢？你犯了五戒，不会下地狱了，不要被人家吓着。啊，那个犯了五戒呢？你吃到饭了，重新受就可以了。身体惭愧心，重新受就可以啊。</w:t>
       </w:r>
     </w:p>
     <w:p>
@@ -2176,7 +2176,7 @@
         <w:rPr>
           <w:b w:val="0"/>
         </w:rPr>
-        <w:t>[00:16:16.660] 好，那我们第二条呢，就是守护根门啊，就当眼见颜色不取于相，不取随相啊，或者不取平相啊。若由于不防护眼根而住，则会被贪忧诸恶不善法所流露，为防护它而行道，保护眼根啊，持守眼根防护啊，对于耳根、鼻根、舌根、身根啊，以及一根呢，也是这样。就是。一根呢，是知法不取于相，不取水相啊，若由于不防护啊，就会被贪忧啊，不善法流露啊。</w:t>
+        <w:t>[00:16:16.660] 好，那我们第二条呢，就是守护根门啊，就当眼见颜色不取于相，不取随相啊，或者不取平相啊。若由于不防护眼根而住，则会被贪忧诸恶不善法所流露，为防护它而行道，保护眼根啊，持守眼根防护啊，对于耳根、鼻根、舌根、身根啊，以及意根呢，也是这样。就是。意根呢，是知法不取于相，不取随相啊，若由于不防护啊，就会被贪忧啊，不善法流露啊。</w:t>
       </w:r>
     </w:p>
     <w:p>
@@ -2206,7 +2206,7 @@
         <w:rPr>
           <w:b w:val="0"/>
         </w:rPr>
-        <w:t>[00:17:51.320] 啊，眼见色呢，就是我们为什么会有眼镜色呢？因为是我们上一生临死前陈述那个业里面的无名爱曲，包含着我们想看。啊或者想成为人人就是有眼根有五根呢啊有这样的一种色爱。啊啊，那么因为有这样的色爱，我们才会产生眼根。如果你没有色爱，就不会有眼根啊。因为有色爱，所以这个眼根呢，</w:t>
+        <w:t>[00:17:51.320] 啊，眼见色呢，就是我们为什么会有眼镜色呢？因为是我们上一生临死前呈现那个业里面的无明爱取，包含着我们想看。啊或者想成为人人就是有眼根有五根呢啊有这样的一种色爱。啊啊，那么因为有这样的色爱，我们才会产生眼根。如果你没有色爱，就不会有眼根啊。因为有色爱，所以这个眼根呢，</w:t>
       </w:r>
     </w:p>
     <w:p>
@@ -4513,7 +4513,7 @@
         <w:rPr>
           <w:b w:val="0"/>
         </w:rPr>
-        <w:t>[00:49:34.400] OK, 那么五十二星锁呢，我们就学习到这里啊。</w:t>
+        <w:t>[00:49:34.400] OK，那么五十二心所呢，我们就学习到这里啊。</w:t>
       </w:r>
     </w:p>
     <w:p>
@@ -5222,7 +5222,7 @@
         <w:rPr>
           <w:b w:val="0"/>
         </w:rPr>
-        <w:t>[00:08:40.860] 所以那么这个是信心啊，在你内心里面具足的这一种表现。好，这是第一个，第二一个它是。没有疑惑，不会有不如理作意以及不犹豫的确定当心之事，或使到对当今之事做出决定。啊。That.也就是说。信心起来的时候，在你内心的状态啊，第一个他没有疑惑，没有疑惑呢，我们就是有圣解呀，对吧。它的啊这个圣洁是性圣洁啊啊。在我们前面讲过哈啊它是一个很在你内心就是一个决定性的。啊内心就是一个决断。</w:t>
+        <w:t>[00:08:40.860] 所以那么这个是信心啊，在你内心里面具足的这一种表现。好，这是第一个，第二一个它是。没有疑惑，不会有不如理作意以及不犹豫的确定（胜解）当（对之）事，或使到对当今之事做出决定。啊。That.也就是说。信心起来的时候，在你内心的状态啊，第一个他没有疑惑，没有疑惑呢，我们就是有胜解呀，对吧。它的啊这个它的性是胜解啊啊。在我们前面讲过哈啊它是一个很在你内心就是一个决定性的。啊内心就是一个决断。</w:t>
       </w:r>
     </w:p>
     <w:p>
